--- a/testakten/methodenlehre-falldiskurs-radarwarner-werkstattvertrag-tannenmoor-meckenheim/18-uebungsklausur-fallabwandlung-i.docx
+++ b/testakten/methodenlehre-falldiskurs-radarwarner-werkstattvertrag-tannenmoor-meckenheim/18-uebungsklausur-fallabwandlung-i.docx
@@ -91,74 +91,6 @@
         <w:rPr>
           <w:rFonts w:ascii="Times New Roman" w:hAnsi="Times New Roman"/>
         </w:rPr>
-        <w:t>Lösungshinweise</w:t>
-      </w:r>
-    </w:p>
-    <w:p>
-      <w:pPr>
-        <w:pStyle w:val="Heading3"/>
-      </w:pPr>
-      <w:r>
-        <w:rPr>
-          <w:rFonts w:ascii="Times New Roman" w:hAnsi="Times New Roman"/>
-        </w:rPr>
-        <w:t>Zu Frage 1</w:t>
-      </w:r>
-    </w:p>
-    <w:p>
-      <w:pPr>
-        <w:jc w:val="left"/>
-      </w:pPr>
-      <w:r>
-        <w:t>Der Vertrag enthält eine ausdrückliche Zweckbeschränkung auf nicht-öffentliche Straßen. Damit scheidet § 23 Abs. 1c StVO als Verbotsgesetz für den Einbauvertrag aus: Das Verbot des § 23 Abs. 1c StVO gilt nur für das Mitführen im öffentlichen Straßenverkehr; ein Gerät, das vertragsgemäß nur auf der Rennstrecke eingesetzt werden soll, verstößt gegen kein Verbot. Werkvertrag wirksam.</w:t>
-      </w:r>
-    </w:p>
-    <w:p>
-      <w:pPr>
-        <w:pStyle w:val="Heading3"/>
-      </w:pPr>
-      <w:r>
-        <w:rPr>
-          <w:rFonts w:ascii="Times New Roman" w:hAnsi="Times New Roman"/>
-        </w:rPr>
-        <w:t>Zu Frage 2</w:t>
-      </w:r>
-    </w:p>
-    <w:p>
-      <w:pPr>
-        <w:jc w:val="left"/>
-      </w:pPr>
-      <w:r>
-        <w:t>Ja. T hat das Werk vertragsgemäß erbracht. S kann sich nicht auf § 134 BGB berufen, da der Vertrag auf eine legale Verwendung gerichtet ist. Das spätere illegale Verhalten des S ändert nichts an der Wirksamkeit des Vertrags.</w:t>
-      </w:r>
-    </w:p>
-    <w:p>
-      <w:pPr>
-        <w:pStyle w:val="Heading3"/>
-      </w:pPr>
-      <w:r>
-        <w:rPr>
-          <w:rFonts w:ascii="Times New Roman" w:hAnsi="Times New Roman"/>
-        </w:rPr>
-        <w:t>Zu Frage 3 (Abwandlung im Abwandlungsfall)</w:t>
-      </w:r>
-    </w:p>
-    <w:p>
-      <w:pPr>
-        <w:jc w:val="left"/>
-      </w:pPr>
-      <w:r>
-        <w:t>Wenn beide Parteien ausdrücklich vereinbaren, das Gerät im öffentlichen Straßenverkehr zu betreiben: Hier kommt ein beiderseitiges Verbotsgesetz in Betracht, analog zur Schwarzarbeit-Rspr. (BGH VII ZR 235/15). Die bewusste gemeinsame Umgehung des Verbots könnte zur Nichtigkeit nach § 134 BGB führen. Diskutiert werden muss: Ist § 23 Abs. 1c StVO ein beiderseitiges Verbot, wenn der Einbauer die illegale Nutzung ausdrücklich mitplant?</w:t>
-      </w:r>
-    </w:p>
-    <w:p>
-      <w:pPr>
-        <w:pStyle w:val="Heading2"/>
-      </w:pPr>
-      <w:r>
-        <w:rPr>
-          <w:rFonts w:ascii="Times New Roman" w:hAnsi="Times New Roman"/>
-        </w:rPr>
         <w:t>Bearbeitungszeit und Hinweise</w:t>
       </w:r>
     </w:p>
@@ -186,7 +118,7 @@
         <w:pStyle w:val="ListBullet"/>
       </w:pPr>
       <w:r>
-        <w:t>§ 134 BGB: https://dejure.org/gesetze/BGB/134.html</w:t>
+        <w:t>Paragraf  134 BGB: https://dejure.org/gesetze/BGB/134.html</w:t>
       </w:r>
     </w:p>
     <w:p>
@@ -202,7 +134,7 @@
         <w:pStyle w:val="ListBullet"/>
       </w:pPr>
       <w:r>
-        <w:t>§ 23 StVO: https://dejure.org/gesetze/StVO/23.html</w:t>
+        <w:t>Paragraf  23 StVO: https://dejure.org/gesetze/StVO/23.html</w:t>
       </w:r>
     </w:p>
     <w:sectPr>
